--- a/Collatio/10a/1. Textos/2. Limpios/10a-H.docx
+++ b/Collatio/10a/1. Textos/2. Limpios/10a-H.docx
@@ -1,81 +1,81 @@
 
 <file path=word/document.xml><?xml version="1.0" encoding="utf-8"?>
-<w:document xmlns:wpc="http://schemas.microsoft.com/office/word/2010/wordprocessingCanvas" xmlns:cx="http://schemas.microsoft.com/office/drawing/2014/chartex" xmlns:cx1="http://schemas.microsoft.com/office/drawing/2015/9/8/chartex" xmlns:cx2="http://schemas.microsoft.com/office/drawing/2015/10/21/chartex" xmlns:cx3="http://schemas.microsoft.com/office/drawing/2016/5/9/chartex" xmlns:cx4="http://schemas.microsoft.com/office/drawing/2016/5/10/chartex" xmlns:cx5="http://schemas.microsoft.com/office/drawing/2016/5/11/chartex" xmlns:cx6="http://schemas.microsoft.com/office/drawing/2016/5/12/chartex" xmlns:cx7="http://schemas.microsoft.com/office/drawing/2016/5/13/chartex" xmlns:cx8="http://schemas.microsoft.com/office/drawing/2016/5/14/chartex" xmlns:mc="http://schemas.openxmlformats.org/markup-compatibility/2006" xmlns:aink="http://schemas.microsoft.com/office/drawing/2016/ink" xmlns:am3d="http://schemas.microsoft.com/office/drawing/2017/model3d" xmlns:o="urn:schemas-microsoft-com:office:office" xmlns:oel="http://schemas.microsoft.com/office/2019/extlst" xmlns:r="http://schemas.openxmlformats.org/officeDocument/2006/relationships" xmlns:m="http://schemas.openxmlformats.org/officeDocument/2006/math" xmlns:v="urn:schemas-microsoft-com:vml" xmlns:wp14="http://schemas.microsoft.com/office/word/2010/wordprocessingDrawing" xmlns:wp="http://schemas.openxmlformats.org/drawingml/2006/wordprocessingDrawing" xmlns:w10="urn:schemas-microsoft-com:office:word" xmlns:w="http://schemas.openxmlformats.org/wordprocessingml/2006/main" xmlns:w14="http://schemas.microsoft.com/office/word/2010/wordml" xmlns:w15="http://schemas.microsoft.com/office/word/2012/wordml" xmlns:w16cex="http://schemas.microsoft.com/office/word/2018/wordml/cex" xmlns:w16cid="http://schemas.microsoft.com/office/word/2016/wordml/cid" xmlns:w16="http://schemas.microsoft.com/office/word/2018/wordml" xmlns:w16sdtdh="http://schemas.microsoft.com/office/word/2020/wordml/sdtdatahash" xmlns:w16se="http://schemas.microsoft.com/office/word/2015/wordml/symex" xmlns:wpg="http://schemas.microsoft.com/office/word/2010/wordprocessingGroup" xmlns:wpi="http://schemas.microsoft.com/office/word/2010/wordprocessingInk" xmlns:wne="http://schemas.microsoft.com/office/word/2006/wordml" xmlns:wps="http://schemas.microsoft.com/office/word/2010/wordprocessingShape" mc:Ignorable="w14 w15 w16se w16cid w16 w16cex w16sdtdh wp14">
+<w:document xmlns:wpc="http://schemas.microsoft.com/office/word/2010/wordprocessingCanvas" xmlns:cx="http://schemas.microsoft.com/office/drawing/2014/chartex" xmlns:cx1="http://schemas.microsoft.com/office/drawing/2015/9/8/chartex" xmlns:cx2="http://schemas.microsoft.com/office/drawing/2015/10/21/chartex" xmlns:cx3="http://schemas.microsoft.com/office/drawing/2016/5/9/chartex" xmlns:cx4="http://schemas.microsoft.com/office/drawing/2016/5/10/chartex" xmlns:cx5="http://schemas.microsoft.com/office/drawing/2016/5/11/chartex" xmlns:cx6="http://schemas.microsoft.com/office/drawing/2016/5/12/chartex" xmlns:cx7="http://schemas.microsoft.com/office/drawing/2016/5/13/chartex" xmlns:cx8="http://schemas.microsoft.com/office/drawing/2016/5/14/chartex" xmlns:mc="http://schemas.openxmlformats.org/markup-compatibility/2006" xmlns:aink="http://schemas.microsoft.com/office/drawing/2016/ink" xmlns:am3d="http://schemas.microsoft.com/office/drawing/2017/model3d" xmlns:o="urn:schemas-microsoft-com:office:office" xmlns:oel="http://schemas.microsoft.com/office/2019/extlst" xmlns:r="http://schemas.openxmlformats.org/officeDocument/2006/relationships" xmlns:m="http://schemas.openxmlformats.org/officeDocument/2006/math" xmlns:v="urn:schemas-microsoft-com:vml" xmlns:wp14="http://schemas.microsoft.com/office/word/2010/wordprocessingDrawing" xmlns:wp="http://schemas.openxmlformats.org/drawingml/2006/wordprocessingDrawing" xmlns:w10="urn:schemas-microsoft-com:office:word" xmlns:w="http://schemas.openxmlformats.org/wordprocessingml/2006/main" xmlns:w14="http://schemas.microsoft.com/office/word/2010/wordml" xmlns:w15="http://schemas.microsoft.com/office/word/2012/wordml" xmlns:w16cex="http://schemas.microsoft.com/office/word/2018/wordml/cex" xmlns:w16cid="http://schemas.microsoft.com/office/word/2016/wordml/cid" xmlns:w16="http://schemas.microsoft.com/office/word/2018/wordml" xmlns:w16du="http://schemas.microsoft.com/office/word/2023/wordml/word16du" xmlns:w16sdtdh="http://schemas.microsoft.com/office/word/2020/wordml/sdtdatahash" xmlns:w16sdtfl="http://schemas.microsoft.com/office/word/2024/wordml/sdtformatlock" xmlns:w16se="http://schemas.microsoft.com/office/word/2015/wordml/symex" xmlns:wpg="http://schemas.microsoft.com/office/word/2010/wordprocessingGroup" xmlns:wpi="http://schemas.microsoft.com/office/word/2010/wordprocessingInk" xmlns:wne="http://schemas.microsoft.com/office/word/2006/wordml" xmlns:wps="http://schemas.microsoft.com/office/word/2010/wordprocessingShape" mc:Ignorable="w14 w15 w16se w16cid w16 w16cex w16sdtdh w16sdtfl w16du wp14">
   <w:body>
     <w:p>
       <w:pPr>
         <w:rPr>
-          <w:rFonts w:ascii="Garamond" w:hAnsi="Garamond"/>
+          <w:rFonts w:ascii="Brill" w:hAnsi="Brill"/>
         </w:rPr>
       </w:pPr>
       <w:r>
         <w:rPr>
-          <w:rFonts w:ascii="Garamond" w:hAnsi="Garamond"/>
+          <w:rFonts w:ascii="Brill" w:hAnsi="Brill"/>
         </w:rPr>
         <w:t>Respondio el diciplo maestro pues ruego te que me digas por que razon quiso el nuestro señor que santa Maria de que el tomo carne ante que</w:t>
       </w:r>
       <w:r>
         <w:rPr>
-          <w:rFonts w:ascii="Garamond" w:hAnsi="Garamond"/>
+          <w:rFonts w:ascii="Brill" w:hAnsi="Brill"/>
           <w:lang w:val="es-ES"/>
         </w:rPr>
         <w:t xml:space="preserve"> </w:t>
       </w:r>
       <w:r>
         <w:rPr>
-          <w:rFonts w:ascii="Garamond" w:hAnsi="Garamond"/>
+          <w:rFonts w:ascii="Brill" w:hAnsi="Brill"/>
         </w:rPr>
         <w:t>l concibiese e otro si que fincase virgen despues que pario respondio el maestro la razon por que dios fizo esto es esto que te yo agora dire sepas que quando Eva peco en el paraiso que era entonces virgen que non avia entonces conoscido a Adan nin Adan non conoscia a ella como marido deve conoscer a su señor ca enantes non conoscian nada d esto nin avian verguença de lo que cada uno tra</w:t>
       </w:r>
       <w:r>
         <w:rPr>
-          <w:rFonts w:ascii="Garamond" w:hAnsi="Garamond"/>
+          <w:rFonts w:ascii="Brill" w:hAnsi="Brill"/>
           <w:lang w:val="es-ES"/>
         </w:rPr>
         <w:t>i</w:t>
       </w:r>
       <w:r>
         <w:rPr>
-          <w:rFonts w:ascii="Garamond" w:hAnsi="Garamond"/>
+          <w:rFonts w:ascii="Brill" w:hAnsi="Brill"/>
         </w:rPr>
         <w:t>a consigo d ellos e despues que fueron echados del paraiso se ayunto el uno al otro por fazer generacion de alli adelante ovieron sus fijos e por que quando este pecado que diximos fizo ella era virgen por esso quiso el nuestro señor quando vino a sanar este pecado en la encarnacion qu el tomo en santa Maria su madre que fuese virgen tan bien e atan conplidamente como ella fue en fecho e en voluntad e de</w:t>
       </w:r>
       <w:r>
         <w:rPr>
-          <w:rFonts w:ascii="Garamond" w:hAnsi="Garamond"/>
+          <w:rFonts w:ascii="Brill" w:hAnsi="Brill"/>
           <w:lang w:val="es-ES"/>
         </w:rPr>
         <w:t xml:space="preserve"> </w:t>
       </w:r>
       <w:r>
         <w:rPr>
-          <w:rFonts w:ascii="Garamond" w:hAnsi="Garamond"/>
+          <w:rFonts w:ascii="Brill" w:hAnsi="Brill"/>
         </w:rPr>
         <w:t>mas de eso quiso que fincase virgen despues del parto e para toda via ca Eva era virgen ante que pecase e perdio su virginidat antes que pecase e a lo de contrario d esto santa Maria fue virgen ante que concibiese e fue</w:t>
       </w:r>
       <w:r>
         <w:rPr>
-          <w:rFonts w:ascii="Garamond" w:hAnsi="Garamond"/>
+          <w:rFonts w:ascii="Brill" w:hAnsi="Brill"/>
           <w:lang w:val="es-ES"/>
         </w:rPr>
         <w:t xml:space="preserve"> </w:t>
       </w:r>
       <w:r>
         <w:rPr>
-          <w:rFonts w:ascii="Garamond" w:hAnsi="Garamond"/>
+          <w:rFonts w:ascii="Brill" w:hAnsi="Brill"/>
         </w:rPr>
         <w:t xml:space="preserve">lo despues del concebimiento e finco virgen despues del parto de </w:t>
       </w:r>
       <w:r>
         <w:rPr>
-          <w:rFonts w:ascii="Garamond" w:hAnsi="Garamond"/>
+          <w:rFonts w:ascii="Brill" w:hAnsi="Brill"/>
           <w:lang w:val="es-ES"/>
         </w:rPr>
         <w:t>Jesucristo</w:t>
       </w:r>
       <w:r>
         <w:rPr>
-          <w:rFonts w:ascii="Garamond" w:hAnsi="Garamond"/>
+          <w:rFonts w:ascii="Brill" w:hAnsi="Brill"/>
         </w:rPr>
         <w:t xml:space="preserve"> para sienpre jamas e esto por dos cosas la primera por amostrar el su poder quand grande era en poder los fazer ca bien falla ombre que pueda la muger concebir seyendo virgen mas segunt natura non puede que se non aya a corronper e esto quiso nuestro señor por miraglo por nos amostrar quand grande es el su poder la segunda cosa fizo por amor d ella por que asi como ella sienpre fue sin toda manzilla asi la queria el guardar para si mesmo para levar la a la corona del reino celestial e por poner la a la su mano diestra do el reina para sienpre jamas</w:t>
       </w:r>
@@ -91,7 +91,7 @@
 </file>
 
 <file path=word/styles.xml><?xml version="1.0" encoding="utf-8"?>
-<w:styles xmlns:mc="http://schemas.openxmlformats.org/markup-compatibility/2006" xmlns:r="http://schemas.openxmlformats.org/officeDocument/2006/relationships" xmlns:w="http://schemas.openxmlformats.org/wordprocessingml/2006/main" xmlns:w14="http://schemas.microsoft.com/office/word/2010/wordml" xmlns:w15="http://schemas.microsoft.com/office/word/2012/wordml" xmlns:w16cex="http://schemas.microsoft.com/office/word/2018/wordml/cex" xmlns:w16cid="http://schemas.microsoft.com/office/word/2016/wordml/cid" xmlns:w16="http://schemas.microsoft.com/office/word/2018/wordml" xmlns:w16sdtdh="http://schemas.microsoft.com/office/word/2020/wordml/sdtdatahash" xmlns:w16se="http://schemas.microsoft.com/office/word/2015/wordml/symex" mc:Ignorable="w14 w15 w16se w16cid w16 w16cex w16sdtdh">
+<w:styles xmlns:mc="http://schemas.openxmlformats.org/markup-compatibility/2006" xmlns:r="http://schemas.openxmlformats.org/officeDocument/2006/relationships" xmlns:w="http://schemas.openxmlformats.org/wordprocessingml/2006/main" xmlns:w14="http://schemas.microsoft.com/office/word/2010/wordml" xmlns:w15="http://schemas.microsoft.com/office/word/2012/wordml" xmlns:w16cex="http://schemas.microsoft.com/office/word/2018/wordml/cex" xmlns:w16cid="http://schemas.microsoft.com/office/word/2016/wordml/cid" xmlns:w16="http://schemas.microsoft.com/office/word/2018/wordml" xmlns:w16du="http://schemas.microsoft.com/office/word/2023/wordml/word16du" xmlns:w16sdtdh="http://schemas.microsoft.com/office/word/2020/wordml/sdtdatahash" xmlns:w16sdtfl="http://schemas.microsoft.com/office/word/2024/wordml/sdtformatlock" xmlns:w16se="http://schemas.microsoft.com/office/word/2015/wordml/symex" mc:Ignorable="w14 w15 w16se w16cid w16 w16cex w16sdtdh w16sdtfl w16du">
   <w:docDefaults>
     <w:rPrDefault>
       <w:rPr>
